--- a/talleres/t1-fundamentos-linux/guias/Lab02_Desafio_Terminal.docx
+++ b/talleres/t1-fundamentos-linux/guias/Lab02_Desafio_Terminal.docx
@@ -552,7 +552,7 @@
           <w:sz w:val="21"/>
           <w:szCs w:val="21"/>
         </w:rPr>
-        <w:t xml:space="preserve">Si hiciste el reto del Lab 01, tu desafío ya está en </w:t>
+        <w:t xml:space="preserve">Descarga los archivos del desafío desde el repositorio del track con </w:t>
       </w:r>
       <w:r>
         <w:rPr>
@@ -565,32 +565,6 @@
           <w:sz w:val="21"/>
           <w:szCs w:val="21"/>
         </w:rPr>
-        <w:t xml:space="preserve">~/desafio</w:t>
-      </w:r>
-      <w:r>
-        <w:rPr>
-          <w:rFonts w:ascii="Arial" w:cs="Arial" w:eastAsia="Arial" w:hAnsi="Arial"/>
-          <w:b w:val="false"/>
-          <w:bCs w:val="false"/>
-          <w:i w:val="false"/>
-          <w:iCs w:val="false"/>
-          <w:color w:val="1F2A33"/>
-          <w:sz w:val="21"/>
-          <w:szCs w:val="21"/>
-        </w:rPr>
-        <w:t xml:space="preserve">. Si no, prepáralo ahora con </w:t>
-      </w:r>
-      <w:r>
-        <w:rPr>
-          <w:rFonts w:ascii="Courier New" w:cs="Courier New" w:eastAsia="Courier New" w:hAnsi="Courier New"/>
-          <w:b w:val="false"/>
-          <w:bCs w:val="false"/>
-          <w:i w:val="false"/>
-          <w:iCs w:val="false"/>
-          <w:color w:val="1F2A33"/>
-          <w:sz w:val="21"/>
-          <w:szCs w:val="21"/>
-        </w:rPr>
         <w:t xml:space="preserve">git</w:t>
       </w:r>
       <w:r>
@@ -604,7 +578,7 @@
           <w:sz w:val="21"/>
           <w:szCs w:val="21"/>
         </w:rPr>
-        <w:t xml:space="preserve"> (descarga el repo del track y ejecuta el script):</w:t>
+        <w:t xml:space="preserve"> y ejecuta su preparación. Escribe:</w:t>
       </w:r>
     </w:p>
     <w:tbl>
@@ -672,7 +646,7 @@
                 <w:sz w:val="19"/>
                 <w:szCs w:val="19"/>
               </w:rPr>
-              <w:t xml:space="preserve">bash track-ciberseguridad-2026/talleres/t1-fundamentos-linux/retos-ctf/preparar_retos.sh</w:t>
+              <w:t xml:space="preserve">bash track-ciberseguridad-2026/talleres/t1-fundamentos-linux/retos-ctf/setup_desafio.sh</w:t>
             </w:r>
           </w:p>
           <w:p>
@@ -698,6 +672,91 @@
       </w:pPr>
       <w:r>
         <w:t xml:space="preserve"/>
+      </w:r>
+    </w:p>
+    <w:p>
+      <w:pPr>
+        <w:pBdr>
+          <w:left w:val="single" w:color="B5530F" w:sz="20" w:space="8"/>
+        </w:pBdr>
+        <w:shd w:fill="FDF0DE" w:color="auto" w:val="clear"/>
+        <w:spacing w:after="110" w:before="60"/>
+      </w:pPr>
+      <w:r>
+        <w:rPr>
+          <w:rFonts w:ascii="Arial" w:cs="Arial" w:eastAsia="Arial" w:hAnsi="Arial"/>
+          <w:b/>
+          <w:bCs/>
+          <w:color w:val="002060"/>
+          <w:sz w:val="21"/>
+          <w:szCs w:val="21"/>
+        </w:rPr>
+        <w:t xml:space="preserve">Nota: </w:t>
+      </w:r>
+      <w:r>
+        <w:rPr>
+          <w:rFonts w:ascii="Arial" w:cs="Arial" w:eastAsia="Arial" w:hAnsi="Arial"/>
+          <w:b w:val="false"/>
+          <w:bCs w:val="false"/>
+          <w:i w:val="false"/>
+          <w:iCs w:val="false"/>
+          <w:color w:val="1F2A33"/>
+          <w:sz w:val="21"/>
+          <w:szCs w:val="21"/>
+        </w:rPr>
+        <w:t xml:space="preserve">si ya clonaste el repositorio en el Lab 01, omite la línea de </w:t>
+      </w:r>
+      <w:r>
+        <w:rPr>
+          <w:rFonts w:ascii="Courier New" w:cs="Courier New" w:eastAsia="Courier New" w:hAnsi="Courier New"/>
+          <w:b w:val="false"/>
+          <w:bCs w:val="false"/>
+          <w:i w:val="false"/>
+          <w:iCs w:val="false"/>
+          <w:color w:val="1F2A33"/>
+          <w:sz w:val="21"/>
+          <w:szCs w:val="21"/>
+        </w:rPr>
+        <w:t xml:space="preserve">git clone</w:t>
+      </w:r>
+      <w:r>
+        <w:rPr>
+          <w:rFonts w:ascii="Arial" w:cs="Arial" w:eastAsia="Arial" w:hAnsi="Arial"/>
+          <w:b w:val="false"/>
+          <w:bCs w:val="false"/>
+          <w:i w:val="false"/>
+          <w:iCs w:val="false"/>
+          <w:color w:val="1F2A33"/>
+          <w:sz w:val="21"/>
+          <w:szCs w:val="21"/>
+        </w:rPr>
+        <w:t xml:space="preserve"> y corre solo el </w:t>
+      </w:r>
+      <w:r>
+        <w:rPr>
+          <w:rFonts w:ascii="Courier New" w:cs="Courier New" w:eastAsia="Courier New" w:hAnsi="Courier New"/>
+          <w:b w:val="false"/>
+          <w:bCs w:val="false"/>
+          <w:i w:val="false"/>
+          <w:iCs w:val="false"/>
+          <w:color w:val="1F2A33"/>
+          <w:sz w:val="21"/>
+          <w:szCs w:val="21"/>
+        </w:rPr>
+        <w:t xml:space="preserve">setup_desafio.sh</w:t>
+      </w:r>
+      <w:r>
+        <w:rPr>
+          <w:rFonts w:ascii="Arial" w:cs="Arial" w:eastAsia="Arial" w:hAnsi="Arial"/>
+          <w:b w:val="false"/>
+          <w:bCs w:val="false"/>
+          <w:i w:val="false"/>
+          <w:iCs w:val="false"/>
+          <w:color w:val="1F2A33"/>
+          <w:sz w:val="21"/>
+          <w:szCs w:val="21"/>
+        </w:rPr>
+        <w:t xml:space="preserve">.</w:t>
       </w:r>
     </w:p>
     <w:p>
